--- a/assignment/outputs/docx/G1/مريم حسن/M2_2026-03-07 19_40.docx
+++ b/assignment/outputs/docx/G1/مريم حسن/M2_2026-03-07 19_40.docx
@@ -37,7 +37,7 @@
           <w:rFonts w:ascii="Simplified Arabic" w:hAnsi="Simplified Arabic"/>
           <w:sz w:val="28"/>
         </w:rPr>
-        <w:t>أنا شايف إن الموضوع ده مهم جداً، خاصة لو كنت بفكر في ريادة الأعمال والابتكار. هأبدأ أبحث عن الأمثلة اللي طلبتها، وأحاول أربطها بأفكار جديدة لو ممكن. هأركز على الأمثلة الحديثة والملائمة للمعايير اللي محددة.</w:t>
+        <w:t>في يناير 2022، نجحت جامعة ألاباما في زراعة كليتي خنزير معدلة وراثياً في جسد إنسان متوفى دماغياً، مما يعد خطوة مهمة في معالجة نقص الأعضاء. المصدر: موقع الأخبار الطبية. القضية المرتبطة هي زراعة الأعضاء وتأثيرها على صحة الإنسان.</w:t>
       </w:r>
     </w:p>
     <w:p>
@@ -49,7 +49,7 @@
           <w:rFonts w:ascii="Simplified Arabic" w:hAnsi="Simplified Arabic"/>
           <w:sz w:val="28"/>
         </w:rPr>
-        <w:t>**1- زراعة الأعضاء:**</w:t>
+        <w:t>في أغسطس 2023، أصدر الأزهر الشريف بياناً يؤكد رفضه القاطع للموت الرحيم، مستنداً إلى أن الحياة هبة إلهية ومبدأ حرمة النفس البشرية. المصدر: موقع الأزهر الشريف. القضية المرتبطة هي الموت الرحيم وحظره في الإسلام.</w:t>
       </w:r>
     </w:p>
     <w:p>
@@ -61,7 +61,7 @@
           <w:rFonts w:ascii="Simplified Arabic" w:hAnsi="Simplified Arabic"/>
           <w:sz w:val="28"/>
         </w:rPr>
-        <w:t>- **الحالة:** نجاح أول عملية زراعة كليتي خنزير معدلة وراثياً في جسم إنسان متوفى دماغياً في جامعة ألاباما الأمريكية، 21 يناير 2022.</w:t>
+        <w:t>في يونيو 2023، وافق مجلس النواب المصري على تعديلات قانونية تعتمد موت جذع المخ كمعيار رسمي للوفاة، مما يسهل عمليات التبرع بالأعضاء بعد الوفاة. المصدر: موقع البرلمان المصري. القضية المرتبطة هي موت الدماغ وتأثيره على قوانين زراعة الأعضاء.</w:t>
       </w:r>
     </w:p>
     <w:p>
@@ -73,7 +73,7 @@
           <w:rFonts w:ascii="Simplified Arabic" w:hAnsi="Simplified Arabic"/>
           <w:sz w:val="28"/>
         </w:rPr>
-        <w:t>- **القضية الأخلاقية:** هذه التجربة تثير أسئلة حول استخدام الحيوانات في الأبحاث الطبية، ومتى يكون ذلك مقبولاً من الناحية الأخلاقية.</w:t>
+        <w:t>في مارس 2022، أصدرت الصين قوانين صارمة لتنظيم الأبحاث الجينية بعد قضية العالم هي جيانكوي الذي عدّل جينات أطفال بشريين دون موافقة أخلاقية. المصدر: موقع الأخبار الطبية. القضية المرتبطة هي أخلاقيات البحث العلمي والتجارب الجينية.</w:t>
       </w:r>
     </w:p>
     <w:p>
@@ -85,271 +85,7 @@
           <w:rFonts w:ascii="Simplified Arabic" w:hAnsi="Simplified Arabic"/>
           <w:sz w:val="28"/>
         </w:rPr>
-        <w:t>- **المصدر:** جامعة ألاباما.</w:t>
-      </w:r>
-    </w:p>
-    <w:p>
-      <w:pPr>
-        <w:jc w:val="right"/>
-      </w:pPr>
-      <w:r>
-        <w:rPr>
-          <w:rFonts w:ascii="Simplified Arabic" w:hAnsi="Simplified Arabic"/>
-          <w:sz w:val="28"/>
-        </w:rPr>
-        <w:t>- **التاريخ:** 2022-01-21</w:t>
-      </w:r>
-    </w:p>
-    <w:p>
-      <w:pPr>
-        <w:jc w:val="right"/>
-      </w:pPr>
-      <w:r>
-        <w:rPr>
-          <w:rFonts w:ascii="Simplified Arabic" w:hAnsi="Simplified Arabic"/>
-          <w:sz w:val="28"/>
-        </w:rPr>
-        <w:t>**2- الموت الرحيم:**</w:t>
-      </w:r>
-    </w:p>
-    <w:p>
-      <w:pPr>
-        <w:jc w:val="right"/>
-      </w:pPr>
-      <w:r>
-        <w:rPr>
-          <w:rFonts w:ascii="Simplified Arabic" w:hAnsi="Simplified Arabic"/>
-          <w:sz w:val="28"/>
-        </w:rPr>
-        <w:t>- **الحالة:** الأزهر الشريف يجدد رفضه القاطع للموت الرحيم، 22 أغسطس 2023.</w:t>
-      </w:r>
-    </w:p>
-    <w:p>
-      <w:pPr>
-        <w:jc w:val="right"/>
-      </w:pPr>
-      <w:r>
-        <w:rPr>
-          <w:rFonts w:ascii="Simplified Arabic" w:hAnsi="Simplified Arabic"/>
-          <w:sz w:val="28"/>
-        </w:rPr>
-        <w:t>- **القضية الأخلاقية:** هل الموت الرحيم يعتبر جريمة أو حق من حقوق الإنسان؟</w:t>
-      </w:r>
-    </w:p>
-    <w:p>
-      <w:pPr>
-        <w:jc w:val="right"/>
-      </w:pPr>
-      <w:r>
-        <w:rPr>
-          <w:rFonts w:ascii="Simplified Arabic" w:hAnsi="Simplified Arabic"/>
-          <w:sz w:val="28"/>
-        </w:rPr>
-        <w:t>- **المصدر:** الأزهر الشريف.</w:t>
-      </w:r>
-    </w:p>
-    <w:p>
-      <w:pPr>
-        <w:jc w:val="right"/>
-      </w:pPr>
-      <w:r>
-        <w:rPr>
-          <w:rFonts w:ascii="Simplified Arabic" w:hAnsi="Simplified Arabic"/>
-          <w:sz w:val="28"/>
-        </w:rPr>
-        <w:t>- **التاريخ:** 2023-08-22</w:t>
-      </w:r>
-    </w:p>
-    <w:p>
-      <w:pPr>
-        <w:jc w:val="right"/>
-      </w:pPr>
-      <w:r>
-        <w:rPr>
-          <w:rFonts w:ascii="Simplified Arabic" w:hAnsi="Simplified Arabic"/>
-          <w:sz w:val="28"/>
-        </w:rPr>
-        <w:t>**3- موت الدماغ:**</w:t>
-      </w:r>
-    </w:p>
-    <w:p>
-      <w:pPr>
-        <w:jc w:val="right"/>
-      </w:pPr>
-      <w:r>
-        <w:rPr>
-          <w:rFonts w:ascii="Simplified Arabic" w:hAnsi="Simplified Arabic"/>
-          <w:sz w:val="28"/>
-        </w:rPr>
-        <w:t>- **الحالة:** مصر تعتمد معيار موت الدماغ كمعيار رسمي للوفاة في قانون زراعة الأعضاء، 15 يونيو 2023.</w:t>
-      </w:r>
-    </w:p>
-    <w:p>
-      <w:pPr>
-        <w:jc w:val="right"/>
-      </w:pPr>
-      <w:r>
-        <w:rPr>
-          <w:rFonts w:ascii="Simplified Arabic" w:hAnsi="Simplified Arabic"/>
-          <w:sz w:val="28"/>
-        </w:rPr>
-        <w:t>- **القضية الأخلاقية:** متى يكون الموت فعلياً من الناحية الأخلاقية والعلمية؟</w:t>
-      </w:r>
-    </w:p>
-    <w:p>
-      <w:pPr>
-        <w:jc w:val="right"/>
-      </w:pPr>
-      <w:r>
-        <w:rPr>
-          <w:rFonts w:ascii="Simplified Arabic" w:hAnsi="Simplified Arabic"/>
-          <w:sz w:val="28"/>
-        </w:rPr>
-        <w:t>- **المصدر:** مجلس النواب المصري.</w:t>
-      </w:r>
-    </w:p>
-    <w:p>
-      <w:pPr>
-        <w:jc w:val="right"/>
-      </w:pPr>
-      <w:r>
-        <w:rPr>
-          <w:rFonts w:ascii="Simplified Arabic" w:hAnsi="Simplified Arabic"/>
-          <w:sz w:val="28"/>
-        </w:rPr>
-        <w:t>- **التاريخ:** 2023-06-15</w:t>
-      </w:r>
-    </w:p>
-    <w:p>
-      <w:pPr>
-        <w:jc w:val="right"/>
-      </w:pPr>
-      <w:r>
-        <w:rPr>
-          <w:rFonts w:ascii="Simplified Arabic" w:hAnsi="Simplified Arabic"/>
-          <w:sz w:val="28"/>
-        </w:rPr>
-        <w:t>**4- أخلاقيات البحث العلمي على البشر:**</w:t>
-      </w:r>
-    </w:p>
-    <w:p>
-      <w:pPr>
-        <w:jc w:val="right"/>
-      </w:pPr>
-      <w:r>
-        <w:rPr>
-          <w:rFonts w:ascii="Simplified Arabic" w:hAnsi="Simplified Arabic"/>
-          <w:sz w:val="28"/>
-        </w:rPr>
-        <w:t>- **الحالة:** الصين تشدد قوانين التجارب الجينية بعد فضيحة الأطفال المعدلين، 10 مارس 2022.</w:t>
-      </w:r>
-    </w:p>
-    <w:p>
-      <w:pPr>
-        <w:jc w:val="right"/>
-      </w:pPr>
-      <w:r>
-        <w:rPr>
-          <w:rFonts w:ascii="Simplified Arabic" w:hAnsi="Simplified Arabic"/>
-          <w:sz w:val="28"/>
-        </w:rPr>
-        <w:t>- **القضية الأخلاقية:** هل يمكن إجراء تجارب جينية على البشر دون موافقة أخلاقية؟</w:t>
-      </w:r>
-    </w:p>
-    <w:p>
-      <w:pPr>
-        <w:jc w:val="right"/>
-      </w:pPr>
-      <w:r>
-        <w:rPr>
-          <w:rFonts w:ascii="Simplified Arabic" w:hAnsi="Simplified Arabic"/>
-          <w:sz w:val="28"/>
-        </w:rPr>
-        <w:t>- **المصدر:** الصين.</w:t>
-      </w:r>
-    </w:p>
-    <w:p>
-      <w:pPr>
-        <w:jc w:val="right"/>
-      </w:pPr>
-      <w:r>
-        <w:rPr>
-          <w:rFonts w:ascii="Simplified Arabic" w:hAnsi="Simplified Arabic"/>
-          <w:sz w:val="28"/>
-        </w:rPr>
-        <w:t>- **التاريخ:** 2022-03-10</w:t>
-      </w:r>
-    </w:p>
-    <w:p>
-      <w:pPr>
-        <w:jc w:val="right"/>
-      </w:pPr>
-      <w:r>
-        <w:rPr>
-          <w:rFonts w:ascii="Simplified Arabic" w:hAnsi="Simplified Arabic"/>
-          <w:sz w:val="28"/>
-        </w:rPr>
-        <w:t>**5- الموافقة المستنيرة:**</w:t>
-      </w:r>
-    </w:p>
-    <w:p>
-      <w:pPr>
-        <w:jc w:val="right"/>
-      </w:pPr>
-      <w:r>
-        <w:rPr>
-          <w:rFonts w:ascii="Simplified Arabic" w:hAnsi="Simplified Arabic"/>
-          <w:sz w:val="28"/>
-        </w:rPr>
-        <w:t>- **الحالة:** منظمة الصحة العالمية تُحدّث إرشادات الموافقة المستنيرة، 10 يناير 2024.</w:t>
-      </w:r>
-    </w:p>
-    <w:p>
-      <w:pPr>
-        <w:jc w:val="right"/>
-      </w:pPr>
-      <w:r>
-        <w:rPr>
-          <w:rFonts w:ascii="Simplified Arabic" w:hAnsi="Simplified Arabic"/>
-          <w:sz w:val="28"/>
-        </w:rPr>
-        <w:t>- **القضية الأخلاقية:** كيف يمكن ضمان حق المريض في التعبير عن رأيه في العلاج بشكل مستنير؟</w:t>
-      </w:r>
-    </w:p>
-    <w:p>
-      <w:pPr>
-        <w:jc w:val="right"/>
-      </w:pPr>
-      <w:r>
-        <w:rPr>
-          <w:rFonts w:ascii="Simplified Arabic" w:hAnsi="Simplified Arabic"/>
-          <w:sz w:val="28"/>
-        </w:rPr>
-        <w:t>- **المصدر:** منظمة الصحة العالمية.</w:t>
-      </w:r>
-    </w:p>
-    <w:p>
-      <w:pPr>
-        <w:jc w:val="right"/>
-      </w:pPr>
-      <w:r>
-        <w:rPr>
-          <w:rFonts w:ascii="Simplified Arabic" w:hAnsi="Simplified Arabic"/>
-          <w:sz w:val="28"/>
-        </w:rPr>
-        <w:t>- **التاريخ:** 2024-01-10</w:t>
-      </w:r>
-    </w:p>
-    <w:p>
-      <w:pPr>
-        <w:jc w:val="right"/>
-      </w:pPr>
-      <w:r>
-        <w:rPr>
-          <w:rFonts w:ascii="Simplified Arabic" w:hAnsi="Simplified Arabic"/>
-          <w:sz w:val="28"/>
-        </w:rPr>
-        <w:t>هأكمل بحثي عشان أتأكد إن الأمثلة دي متنوعة ومتقنة. لو حبيت أشوف أمثلة أكتر أو</w:t>
+        <w:t>في يناير 2024، أصدرت منظمة الصحة العالمية إرشادات محدثة تتطلب شرح المخاطر بلغة مبسطة يفهمها المريض، مع التأكيد على حق المريض في الرفض دون ضغط. المصدر: موقع منظمة الصحة العالمية. القضية المرتبطة هي الموافقة المستنيرة وحق المريض في معرفة المخاطر قبل الموافقة على العلاج.</w:t>
       </w:r>
     </w:p>
     <w:sectPr>
